--- a/docs/3 Requirement Analysis/technology stack.docx
+++ b/docs/3 Requirement Analysis/technology stack.docx
@@ -583,7 +583,7 @@
                 <w:sz w:val="20"/>
                 <w:szCs w:val="20"/>
               </w:rPr>
-              <w:t xml:space="preserve">Login, dashboard, trip builder, itinerary view, shared trip view</w:t>
+              <w:t>Explore home page, login and password reset, dashboard, trip builder, itinerary view, shared trip view</w:t>
             </w:r>
           </w:p>
         </w:tc>
@@ -1159,7 +1159,7 @@
                 <w:sz w:val="20"/>
                 <w:szCs w:val="20"/>
               </w:rPr>
-              <w:t xml:space="preserve">External API</w:t>
+              <w:t>External APIs</w:t>
             </w:r>
           </w:p>
         </w:tc>
@@ -1188,7 +1188,7 @@
                 <w:sz w:val="20"/>
                 <w:szCs w:val="20"/>
               </w:rPr>
-              <w:t xml:space="preserve">Place photos</w:t>
+              <w:t>Itinerary photos (limited to 8 per trip) and destination photos for Explore / My trips</w:t>
             </w:r>
           </w:p>
         </w:tc>
@@ -1217,7 +1217,7 @@
                 <w:sz w:val="20"/>
                 <w:szCs w:val="20"/>
               </w:rPr>
-              <w:t xml:space="preserve">Unsplash API</w:t>
+              <w:t>Unsplash API, Wikipedia REST API</w:t>
             </w:r>
           </w:p>
         </w:tc>

--- a/docs/3 Requirement Analysis/technology stack.docx
+++ b/docs/3 Requirement Analysis/technology stack.docx
@@ -171,7 +171,7 @@
                 <w:sz w:val="20"/>
                 <w:szCs w:val="20"/>
               </w:rPr>
-              <w:t xml:space="preserve"/>
+              <w:t>N/A (individual project)</w:t>
             </w:r>
           </w:p>
         </w:tc>

--- a/docs/3 Requirement Analysis/technology stack.docx
+++ b/docs/3 Requirement Analysis/technology stack.docx
@@ -612,7 +612,7 @@
                 <w:sz w:val="20"/>
                 <w:szCs w:val="20"/>
               </w:rPr>
-              <w:t xml:space="preserve">React 18, Vite, React Router, CSS</w:t>
+              <w:t>React 18, Vite, React Router, Framer Motion, Lucide icons, CSS</w:t>
             </w:r>
           </w:p>
         </w:tc>
